--- a/practical-5/Practical-5.docx
+++ b/practical-5/Practical-5.docx
@@ -18,7 +18,25 @@
           <w:sz w:val="28"/>
           <w:szCs w:val="28"/>
         </w:rPr>
-        <w:t>Practical-6:</w:t>
+        <w:t>Practical-</w:t>
+      </w:r>
+      <w:r>
+        <w:rPr>
+          <w:b/>
+          <w:bCs/>
+          <w:sz w:val="28"/>
+          <w:szCs w:val="28"/>
+        </w:rPr>
+        <w:t>5</w:t>
+      </w:r>
+      <w:r>
+        <w:rPr>
+          <w:b/>
+          <w:bCs/>
+          <w:sz w:val="28"/>
+          <w:szCs w:val="28"/>
+        </w:rPr>
+        <w:t>:</w:t>
       </w:r>
     </w:p>
     <w:p>
@@ -42,51 +60,49 @@
     </w:p>
     <w:p>
       <w:r>
-        <w:t>A cafeteria stacks clean trays on a fixed-size counter. New trays are always placed on top, and</w:t>
-      </w:r>
-    </w:p>
-    <w:p>
-      <w:r>
-        <w:t>customers always take from the top. The counter can hold at most n trays at a time — if it is full,</w:t>
-      </w:r>
-    </w:p>
-    <w:p>
-      <w:r>
-        <w:t>no more trays can be added, and if it is empty, no tray can be taken. Given a sequence of place</w:t>
-      </w:r>
-    </w:p>
-    <w:p>
-      <w:r>
-        <w:t>and take operations, implement this fixed-capacity tray stack and print the current top tray after</w:t>
-      </w:r>
-    </w:p>
-    <w:p>
-      <w:r>
-        <w:t>each operation. Report an error if a place or take operation cannot be performed.</w:t>
-      </w:r>
-    </w:p>
-    <w:p>
-      <w:r>
-        <w:t>Describe how your solution tracks whether the stack is full or empty. What are the exact</w:t>
-      </w:r>
-    </w:p>
-    <w:p>
-      <w:r>
-        <w:t>conditions you check before a push and before a pop, and what does your program do when</w:t>
-      </w:r>
-    </w:p>
-    <w:p>
-      <w:r>
-        <w:t>those conditions fail?</w:t>
-      </w:r>
-    </w:p>
-    <w:p>
-      <w:pPr>
-        <w:rPr>
-          <w:b/>
-          <w:bCs/>
-        </w:rPr>
-      </w:pPr>
+        <w:t>A music player maintains a playlist where songs can be added to the beginning, added to the</w:t>
+      </w:r>
+    </w:p>
+    <w:p>
+      <w:r>
+        <w:t>end, or inserted right after a specific song that is currently playing. When a song is removed,</w:t>
+      </w:r>
+    </w:p>
+    <w:p>
+      <w:r>
+        <w:t>only the first song in the playlist is dropped. At any point the player can count how many songs</w:t>
+      </w:r>
+    </w:p>
+    <w:p>
+      <w:r>
+        <w:t>are in the playlist and display them from first to last. Given a sequence of such operations,</w:t>
+      </w:r>
+    </w:p>
+    <w:p>
+      <w:r>
+        <w:t>implement all of them on a doubly linked playlist and print the result after each operation.</w:t>
+      </w:r>
+    </w:p>
+    <w:p>
+      <w:r>
+        <w:t>Describe how your insertion after a given song works. What extra step does a doubly linked list</w:t>
+      </w:r>
+    </w:p>
+    <w:p>
+      <w:r>
+        <w:t>require here that a singly linked list did not? What happens if the given song is not found in the</w:t>
+      </w:r>
+    </w:p>
+    <w:p>
+      <w:pPr>
+        <w:rPr>
+          <w:b/>
+          <w:bCs/>
+        </w:rPr>
+      </w:pPr>
+      <w:r>
+        <w:t>playlist?</w:t>
+      </w:r>
     </w:p>
     <w:p>
       <w:pPr>
@@ -102,6 +118,24 @@
         </w:rPr>
         <w:t>Code:</w:t>
       </w:r>
+    </w:p>
+    <w:p>
+      <w:pPr>
+        <w:rPr>
+          <w:b/>
+          <w:bCs/>
+        </w:rPr>
+      </w:pPr>
+      <w:hyperlink r:id="rId5" w:history="1">
+        <w:r>
+          <w:rPr>
+            <w:rStyle w:val="Hyperlink"/>
+            <w:b/>
+            <w:bCs/>
+          </w:rPr>
+          <w:t>https://github.com/smitmalaviya80-sys/FDSA-Batch-A.git</w:t>
+        </w:r>
+      </w:hyperlink>
     </w:p>
     <w:p>
       <w:pPr>
@@ -154,7 +188,7 @@
                     <pic:cNvPicPr/>
                   </pic:nvPicPr>
                   <pic:blipFill>
-                    <a:blip r:embed="rId5"/>
+                    <a:blip r:embed="rId6"/>
                     <a:stretch>
                       <a:fillRect/>
                     </a:stretch>
@@ -196,17 +230,8 @@
           <w:bCs/>
         </w:rPr>
         <w:lastRenderedPageBreak/>
-        <w:t xml:space="preserve">Problem </w:t>
-      </w:r>
-      <w:proofErr w:type="gramStart"/>
-      <w:r>
-        <w:rPr>
-          <w:b/>
-          <w:bCs/>
-        </w:rPr>
-        <w:t>Faced:-</w:t>
-      </w:r>
-      <w:proofErr w:type="gramEnd"/>
+        <w:t>Problem Faced:-</w:t>
+      </w:r>
     </w:p>
     <w:p>
       <w:r>
@@ -488,6 +513,32 @@
         </w:rPr>
         <w:t>Code:</w:t>
       </w:r>
+    </w:p>
+    <w:p>
+      <w:pPr>
+        <w:rPr>
+          <w:sz w:val="28"/>
+          <w:szCs w:val="28"/>
+        </w:rPr>
+      </w:pPr>
+      <w:hyperlink r:id="rId7" w:history="1">
+        <w:r>
+          <w:rPr>
+            <w:rStyle w:val="Hyperlink"/>
+            <w:sz w:val="28"/>
+            <w:szCs w:val="28"/>
+          </w:rPr>
+          <w:t>https://github.com/smitmalaviya80-sys/FDSA-Batch-A.git</w:t>
+        </w:r>
+      </w:hyperlink>
+    </w:p>
+    <w:p>
+      <w:pPr>
+        <w:rPr>
+          <w:sz w:val="28"/>
+          <w:szCs w:val="28"/>
+        </w:rPr>
+      </w:pPr>
     </w:p>
     <w:p>
       <w:pPr>
@@ -532,7 +583,7 @@
                     <pic:cNvPicPr/>
                   </pic:nvPicPr>
                   <pic:blipFill>
-                    <a:blip r:embed="rId6"/>
+                    <a:blip r:embed="rId8"/>
                     <a:stretch>
                       <a:fillRect/>
                     </a:stretch>
@@ -575,21 +626,12 @@
           <w:szCs w:val="28"/>
         </w:rPr>
       </w:pPr>
-      <w:proofErr w:type="gramStart"/>
-      <w:r>
-        <w:rPr>
-          <w:sz w:val="28"/>
-          <w:szCs w:val="28"/>
-        </w:rPr>
-        <w:t>Also</w:t>
-      </w:r>
-      <w:proofErr w:type="gramEnd"/>
-      <w:r>
-        <w:rPr>
-          <w:sz w:val="28"/>
-          <w:szCs w:val="28"/>
-        </w:rPr>
-        <w:t xml:space="preserve"> I have faced problem in this code is to joint circular link list and </w:t>
+      <w:r>
+        <w:rPr>
+          <w:sz w:val="28"/>
+          <w:szCs w:val="28"/>
+        </w:rPr>
+        <w:t xml:space="preserve">Also I have faced problem in this code is to joint circular link list and </w:t>
       </w:r>
       <w:proofErr w:type="spellStart"/>
       <w:r>
@@ -639,6 +681,7 @@
     </w:p>
     <w:p>
       <w:r>
+        <w:lastRenderedPageBreak/>
         <w:t>at the moment you stop, and why that condition would fail if you set the last node's link to</w:t>
       </w:r>
     </w:p>
@@ -657,7 +700,6 @@
         </w:numPr>
       </w:pPr>
       <w:r>
-        <w:lastRenderedPageBreak/>
         <w:t xml:space="preserve">In a circular linked list, traversal should stop when you reach the </w:t>
       </w:r>
       <w:r>
@@ -1797,6 +1839,29 @@
       <w:szCs w:val="20"/>
     </w:rPr>
   </w:style>
+  <w:style w:type="character" w:styleId="Hyperlink">
+    <w:name w:val="Hyperlink"/>
+    <w:basedOn w:val="DefaultParagraphFont"/>
+    <w:uiPriority w:val="99"/>
+    <w:unhideWhenUsed/>
+    <w:rsid w:val="00FA348F"/>
+    <w:rPr>
+      <w:color w:val="0563C1" w:themeColor="hyperlink"/>
+      <w:u w:val="single"/>
+    </w:rPr>
+  </w:style>
+  <w:style w:type="character" w:styleId="UnresolvedMention">
+    <w:name w:val="Unresolved Mention"/>
+    <w:basedOn w:val="DefaultParagraphFont"/>
+    <w:uiPriority w:val="99"/>
+    <w:semiHidden/>
+    <w:unhideWhenUsed/>
+    <w:rsid w:val="00FA348F"/>
+    <w:rPr>
+      <w:color w:val="605E5C"/>
+      <w:shd w:val="clear" w:color="auto" w:fill="E1DFDD"/>
+    </w:rPr>
+  </w:style>
 </w:styles>
 </file>
 
